--- a/docs/content/one_way_anova_2/one_way_anova_2_activity.docx
+++ b/docs/content/one_way_anova_2/one_way_anova_2_activity.docx
@@ -7,7 +7,7 @@
         <w:pStyle w:val="Title"/>
       </w:pPr>
       <w:r>
-        <w:t xml:space="preserve">Worksheet 14 — One-Way ANOVA II: Running &amp; Reporting</w:t>
+        <w:t xml:space="preserve">Worksheet — One-Way ANOVA II: Running, Reporting &amp; Extension</w:t>
       </w:r>
     </w:p>
     <w:p>
@@ -43,13 +43,13 @@
         <w:t xml:space="preserve">One-Way ANOVA II — Which Species Differ, and How Do We Report It?</w:t>
       </w:r>
     </w:p>
-    <w:bookmarkStart w:id="9" w:name="recap-from-worksheet-13"/>
+    <w:bookmarkStart w:id="9" w:name="recap-from-the-anova-i-worksheet"/>
     <w:p>
       <w:pPr>
         <w:pStyle w:val="Heading3"/>
       </w:pPr>
       <w:r>
-        <w:t xml:space="preserve">Recap from Worksheet 13</w:t>
+        <w:t xml:space="preserve">Recap from the ANOVA I worksheet</w:t>
       </w:r>
     </w:p>
     <w:p>
@@ -353,13 +353,13 @@
           <w:b/>
           <w:bCs/>
         </w:rPr>
-        <w:t xml:space="preserve">Going further</w:t>
-      </w:r>
-      <w:r>
-        <w:t xml:space="preserve"> </w:t>
-      </w:r>
-      <w:r>
-        <w:t xml:space="preserve">section is optional.</w:t>
+        <w:t xml:space="preserve">Extension</w:t>
+      </w:r>
+      <w:r>
+        <w:t xml:space="preserve"> </w:t>
+      </w:r>
+      <w:r>
+        <w:t xml:space="preserve">at the end is done out of class (~30–40 min) and turned in with the worksheet.</w:t>
       </w:r>
     </w:p>
     <w:tbl>
@@ -691,7 +691,7 @@
         <w:t xml:space="preserve"> </w:t>
       </w:r>
       <w:r>
-        <w:t xml:space="preserve">(same model as the end of Worksheet 13):</w:t>
+        <w:t xml:space="preserve">(same model as the end of the ANOVA I worksheet):</w:t>
       </w:r>
     </w:p>
     <w:p>
@@ -2576,514 +2576,410 @@
       </w:r>
     </w:p>
     <w:bookmarkEnd w:id="24"/>
-    <w:bookmarkStart w:id="27" w:name="part-13-going-further"/>
+    <w:bookmarkStart w:id="31" w:name="extension-out-of-class-3040-min"/>
     <w:p>
       <w:pPr>
         <w:pStyle w:val="Heading1"/>
       </w:pPr>
       <w:r>
-        <w:t xml:space="preserve">Part 13 · Going further</w:t>
-      </w:r>
-    </w:p>
-    <w:p>
-      <w:pPr>
-        <w:pStyle w:val="BlockText"/>
-      </w:pPr>
-      <w:r>
-        <w:t xml:space="preserve">Optional — do this if you finish early or want to push deeper.</w:t>
-      </w:r>
-    </w:p>
-    <w:bookmarkStart w:id="25" w:name="try-a-different-response-variable"/>
-    <w:p>
-      <w:pPr>
-        <w:pStyle w:val="Heading3"/>
-      </w:pPr>
-      <w:r>
-        <w:t xml:space="preserve">Try a different response variable</w:t>
+        <w:t xml:space="preserve">Extension — out of class (~30–40 min)</w:t>
       </w:r>
     </w:p>
     <w:p>
       <w:pPr>
         <w:pStyle w:val="FirstParagraph"/>
       </w:pPr>
+      <w:r>
+        <w:rPr>
+          <w:i/>
+          <w:iCs/>
+        </w:rPr>
+        <w:t xml:space="preserve">Turn this in with your worksheet. It runs the</w:t>
+      </w:r>
+      <w:r>
+        <w:rPr>
+          <w:i/>
+          <w:iCs/>
+        </w:rPr>
+        <w:t xml:space="preserve"> </w:t>
+      </w:r>
       <w:r>
         <w:rPr>
           <w:b/>
           <w:bCs/>
-        </w:rPr>
-        <w:t xml:space="preserve">▶ Try this:</w:t>
-      </w:r>
-      <w:r>
-        <w:t xml:space="preserve"> </w:t>
-      </w:r>
-      <w:r>
-        <w:t xml:space="preserve">repeat the whole workflow for</w:t>
-      </w:r>
-      <w:r>
-        <w:t xml:space="preserve"> </w:t>
-      </w:r>
-      <w:r>
-        <w:rPr>
-          <w:rStyle w:val="VerbatimChar"/>
-        </w:rPr>
-        <w:t xml:space="preserve">flipper_length_mm</w:t>
-      </w:r>
-      <w:r>
-        <w:t xml:space="preserve"> </w:t>
-      </w:r>
-      <w:r>
-        <w:t xml:space="preserve">instead of body mass.</w:t>
-      </w:r>
-    </w:p>
-    <w:p>
-      <w:pPr>
-        <w:pStyle w:val="SourceCode"/>
-      </w:pPr>
-      <w:r>
-        <w:rPr>
-          <w:rStyle w:val="CommentTok"/>
-        </w:rPr>
-        <w:t xml:space="preserve"># One-way ANOVA on flipper length -----------------------</w:t>
-      </w:r>
-      <w:r>
-        <w:br/>
-      </w:r>
-      <w:r>
-        <w:rPr>
-          <w:rStyle w:val="NormalTok"/>
-        </w:rPr>
-        <w:t xml:space="preserve">flipper_df </w:t>
-      </w:r>
-      <w:r>
-        <w:rPr>
-          <w:rStyle w:val="OtherTok"/>
-        </w:rPr>
-        <w:t xml:space="preserve">&lt;-</w:t>
-      </w:r>
-      <w:r>
-        <w:rPr>
-          <w:rStyle w:val="NormalTok"/>
-        </w:rPr>
-        <w:t xml:space="preserve"> penguins </w:t>
-      </w:r>
-      <w:r>
-        <w:rPr>
-          <w:rStyle w:val="SpecialCharTok"/>
-        </w:rPr>
-        <w:t xml:space="preserve">%&gt;%</w:t>
-      </w:r>
-      <w:r>
-        <w:rPr>
-          <w:rStyle w:val="NormalTok"/>
-        </w:rPr>
-        <w:t xml:space="preserve"> </w:t>
-      </w:r>
-      <w:r>
-        <w:rPr>
-          <w:rStyle w:val="FunctionTok"/>
-        </w:rPr>
-        <w:t xml:space="preserve">drop_na</w:t>
-      </w:r>
-      <w:r>
-        <w:rPr>
-          <w:rStyle w:val="NormalTok"/>
-        </w:rPr>
-        <w:t xml:space="preserve">(flipper_length_mm, species)</w:t>
-      </w:r>
-      <w:r>
-        <w:br/>
-      </w:r>
-      <w:r>
-        <w:rPr>
-          <w:rStyle w:val="NormalTok"/>
-        </w:rPr>
-        <w:t xml:space="preserve">flipper_model </w:t>
-      </w:r>
-      <w:r>
-        <w:rPr>
-          <w:rStyle w:val="OtherTok"/>
-        </w:rPr>
-        <w:t xml:space="preserve">&lt;-</w:t>
-      </w:r>
-      <w:r>
-        <w:rPr>
-          <w:rStyle w:val="NormalTok"/>
-        </w:rPr>
-        <w:t xml:space="preserve"> </w:t>
-      </w:r>
-      <w:r>
-        <w:rPr>
-          <w:rStyle w:val="FunctionTok"/>
-        </w:rPr>
-        <w:t xml:space="preserve">lm</w:t>
-      </w:r>
-      <w:r>
-        <w:rPr>
-          <w:rStyle w:val="NormalTok"/>
-        </w:rPr>
-        <w:t xml:space="preserve">(flipper_length_mm </w:t>
-      </w:r>
-      <w:r>
-        <w:rPr>
-          <w:rStyle w:val="SpecialCharTok"/>
-        </w:rPr>
-        <w:t xml:space="preserve">~</w:t>
-      </w:r>
-      <w:r>
-        <w:rPr>
-          <w:rStyle w:val="NormalTok"/>
-        </w:rPr>
-        <w:t xml:space="preserve"> species, </w:t>
-      </w:r>
-      <w:r>
-        <w:rPr>
-          <w:rStyle w:val="AttributeTok"/>
-        </w:rPr>
-        <w:t xml:space="preserve">data =</w:t>
-      </w:r>
-      <w:r>
-        <w:rPr>
-          <w:rStyle w:val="NormalTok"/>
-        </w:rPr>
-        <w:t xml:space="preserve"> flipper_df)</w:t>
-      </w:r>
-      <w:r>
-        <w:br/>
-      </w:r>
-      <w:r>
-        <w:br/>
-      </w:r>
-      <w:r>
-        <w:rPr>
-          <w:rStyle w:val="FunctionTok"/>
-        </w:rPr>
-        <w:t xml:space="preserve">Anova</w:t>
-      </w:r>
-      <w:r>
-        <w:rPr>
-          <w:rStyle w:val="NormalTok"/>
-        </w:rPr>
-        <w:t xml:space="preserve">(flipper_model, </w:t>
-      </w:r>
-      <w:r>
-        <w:rPr>
-          <w:rStyle w:val="AttributeTok"/>
-        </w:rPr>
-        <w:t xml:space="preserve">type =</w:t>
-      </w:r>
-      <w:r>
-        <w:rPr>
-          <w:rStyle w:val="NormalTok"/>
-        </w:rPr>
-        <w:t xml:space="preserve"> </w:t>
-      </w:r>
-      <w:r>
-        <w:rPr>
-          <w:rStyle w:val="StringTok"/>
-        </w:rPr>
-        <w:t xml:space="preserve">"II"</w:t>
-      </w:r>
-      <w:r>
-        <w:rPr>
-          <w:rStyle w:val="NormalTok"/>
-        </w:rPr>
-        <w:t xml:space="preserve">)</w:t>
-      </w:r>
-      <w:r>
-        <w:br/>
-      </w:r>
-      <w:r>
-        <w:rPr>
-          <w:rStyle w:val="FunctionTok"/>
-        </w:rPr>
-        <w:t xml:space="preserve">emmeans</w:t>
-      </w:r>
-      <w:r>
-        <w:rPr>
-          <w:rStyle w:val="NormalTok"/>
-        </w:rPr>
-        <w:t xml:space="preserve">(flipper_model, pairwise </w:t>
-      </w:r>
-      <w:r>
-        <w:rPr>
-          <w:rStyle w:val="SpecialCharTok"/>
-        </w:rPr>
-        <w:t xml:space="preserve">~</w:t>
-      </w:r>
-      <w:r>
-        <w:rPr>
-          <w:rStyle w:val="NormalTok"/>
-        </w:rPr>
-        <w:t xml:space="preserve"> species)</w:t>
-      </w:r>
-      <w:r>
-        <w:rPr>
-          <w:rStyle w:val="SpecialCharTok"/>
-        </w:rPr>
-        <w:t xml:space="preserve">$</w:t>
-      </w:r>
-      <w:r>
-        <w:rPr>
-          <w:rStyle w:val="NormalTok"/>
-        </w:rPr>
-        <w:t xml:space="preserve">contrasts</w:t>
-      </w:r>
-    </w:p>
-    <w:p>
-      <w:pPr>
-        <w:pStyle w:val="FirstParagraph"/>
-      </w:pPr>
-      <w:r>
-        <w:t xml:space="preserve">✏️</w:t>
-      </w:r>
-      <w:r>
+          <w:i/>
+          <w:iCs/>
+        </w:rPr>
+        <w:t xml:space="preserve">exact</w:t>
+      </w:r>
+      <w:r>
+        <w:rPr>
+          <w:i/>
+          <w:iCs/>
+        </w:rPr>
+        <w:t xml:space="preserve"> </w:t>
+      </w:r>
+      <w:r>
+        <w:rPr>
+          <w:i/>
+          <w:iCs/>
+        </w:rPr>
+        <w:t xml:space="preserve">analysis you just did —</w:t>
+      </w:r>
+      <w:r>
+        <w:rPr>
+          <w:i/>
+          <w:iCs/>
+        </w:rPr>
+        <w:t xml:space="preserve"> </w:t>
+      </w:r>
+      <w:r>
+        <w:rPr>
+          <w:i/>
+          <w:iCs/>
+        </w:rPr>
+        <w:t xml:space="preserve">but on</w:t>
+      </w:r>
+      <w:r>
+        <w:rPr>
+          <w:i/>
+          <w:iCs/>
+        </w:rPr>
         <w:t xml:space="preserve"> </w:t>
       </w:r>
       <w:r>
         <w:rPr>
           <w:b/>
           <w:bCs/>
-        </w:rPr>
-        <w:t xml:space="preserve">Your turn:</w:t>
-      </w:r>
-      <w:r>
-        <w:t xml:space="preserve"> </w:t>
-      </w:r>
-      <w:r>
-        <w:t xml:space="preserve">Do the species differ in flipper length the same way they differ in mass?</w:t>
-      </w:r>
-    </w:p>
-    <w:p>
-      <w:pPr>
-        <w:pStyle w:val="SourceCode"/>
-      </w:pPr>
-      <w:r>
-        <w:rPr>
-          <w:rStyle w:val="VerbatimChar"/>
-        </w:rPr>
-        <w:t xml:space="preserve">Your answer:</w:t>
-      </w:r>
-    </w:p>
-    <w:bookmarkEnd w:id="25"/>
-    <w:bookmarkStart w:id="26" w:name="compare-across-islands"/>
-    <w:p>
-      <w:pPr>
-        <w:pStyle w:val="Heading3"/>
-      </w:pPr>
-      <w:r>
-        <w:t xml:space="preserve">Compare across islands</w:t>
+          <w:i/>
+          <w:iCs/>
+        </w:rPr>
+        <w:t xml:space="preserve">one half</w:t>
+      </w:r>
+      <w:r>
+        <w:rPr>
+          <w:i/>
+          <w:iCs/>
+        </w:rPr>
+        <w:t xml:space="preserve"> </w:t>
+      </w:r>
+      <w:r>
+        <w:rPr>
+          <w:i/>
+          <w:iCs/>
+        </w:rPr>
+        <w:t xml:space="preserve">of the data that only you chose, so your F,</w:t>
+      </w:r>
+      <w:r>
+        <w:rPr>
+          <w:i/>
+          <w:iCs/>
+        </w:rPr>
+        <w:t xml:space="preserve"> </w:t>
+      </w:r>
+      <w:r>
+        <w:t xml:space="preserve">p</w:t>
+      </w:r>
+      <w:r>
+        <w:rPr>
+          <w:i/>
+          <w:iCs/>
+        </w:rPr>
+        <w:t xml:space="preserve">, and letters</w:t>
+      </w:r>
+      <w:r>
+        <w:rPr>
+          <w:i/>
+          <w:iCs/>
+        </w:rPr>
+        <w:t xml:space="preserve"> </w:t>
+      </w:r>
+      <w:r>
+        <w:rPr>
+          <w:i/>
+          <w:iCs/>
+        </w:rPr>
+        <w:t xml:space="preserve">will be your own.</w:t>
+      </w:r>
+    </w:p>
+    <w:tbl>
+      <w:tblPr>
+        <w:tblStyle w:val="Table"/>
+        <w:tblLook w:firstRow="0" w:lastRow="0" w:firstColumn="0" w:lastColumn="0" w:noHBand="0" w:noVBand="0" w:val="0000"/>
+        <w:tblBorders>
+          <w:top w:val="single" w:sz="4" w:space="0" w:color="CC1914"/>
+          <w:left w:val="single" w:sz="24" w:space="0" w:color="CC1914"/>
+          <w:bottom w:val="single" w:sz="4" w:space="0" w:color="CC1914"/>
+          <w:right w:val="single" w:sz="4" w:space="0" w:color="CC1914"/>
+        </w:tblBorders>
+        <w:tblCellMar>
+          <w:left w:w="144" w:type="dxa"/>
+          <w:right w:w="144" w:type="dxa"/>
+        </w:tblCellMar>
+        <w:tblLook w:firstRow="0" w:lastRow="0" w:firstColumn="0" w:lastColumn="0" w:noHBand="0" w:noVBand="0" w:val="0000"/>
+      </w:tblPr>
+      <w:tr>
+        <w:trPr>
+          <w:cantSplit/>
+        </w:trPr>
+        <w:tc>
+          <w:tcPr>
+            <w:shd w:color="auto" w:fill="f7dddc" w:val="clear"/>
+            <w:tcMar>
+              <w:top w:w="92" w:type="dxa"/>
+              <w:bottom w:w="92" w:type="dxa"/>
+            </w:tcMar>
+          </w:tcPr>
+          <w:p>
+            <w:pPr>
+              <w:pStyle w:val="BodyText"/>
+            </w:pPr>
+            <w:pPr>
+              <w:spacing w:before="0" w:after="0"/>
+              <w:textAlignment w:val="center"/>
+            </w:pPr>
+            <w:r>
+              <w:drawing>
+                <wp:inline>
+                  <wp:extent cx="152400" cy="152400"/>
+                  <wp:effectExtent b="0" l="0" r="0" t="0"/>
+                  <wp:docPr descr="" title="" id="26" name="Picture"/>
+                  <a:graphic>
+                    <a:graphicData uri="http://schemas.openxmlformats.org/drawingml/2006/picture">
+                      <pic:pic>
+                        <pic:nvPicPr>
+                          <pic:cNvPr descr="/Applications/Positron.app/Contents/Resources/app/quarto/share/formats/docx/important.png" id="27" name="Picture"/>
+                          <pic:cNvPicPr>
+                            <a:picLocks noChangeArrowheads="1" noChangeAspect="1"/>
+                          </pic:cNvPicPr>
+                        </pic:nvPicPr>
+                        <pic:blipFill>
+                          <a:blip r:embed="rId25"/>
+                          <a:stretch>
+                            <a:fillRect/>
+                          </a:stretch>
+                        </pic:blipFill>
+                        <pic:spPr bwMode="auto">
+                          <a:xfrm>
+                            <a:off x="0" y="0"/>
+                            <a:ext cx="152400" cy="152400"/>
+                          </a:xfrm>
+                          <a:prstGeom prst="rect">
+                            <a:avLst/>
+                          </a:prstGeom>
+                          <a:noFill/>
+                          <a:ln w="9525">
+                            <a:noFill/>
+                            <a:headEnd/>
+                            <a:tailEnd/>
+                          </a:ln>
+                        </pic:spPr>
+                      </pic:pic>
+                    </a:graphicData>
+                  </a:graphic>
+                </wp:inline>
+              </w:drawing>
+            </w:r>
+            <w:r>
+              <w:t xml:space="preserve"> </w:t>
+            </w:r>
+            <w:r>
+              <w:t xml:space="preserve"> </w:t>
+            </w:r>
+            <w:r>
+              <w:t xml:space="preserve">Important</w:t>
+            </w:r>
+          </w:p>
+        </w:tc>
+      </w:tr>
+      <w:tr>
+        <w:trPr>
+          <w:cantSplit/>
+        </w:trPr>
+        <w:tc>
+          <w:tcPr>
+            <w:tcMar>
+              <w:top w:w="108" w:type="dxa"/>
+              <w:bottom w:w="108" w:type="dxa"/>
+            </w:tcMar>
+          </w:tcPr>
+          <w:p>
+            <w:pPr>
+              <w:pStyle w:val="BodyText"/>
+            </w:pPr>
+            <w:pPr>
+              <w:spacing w:before="16" w:after="16"/>
+            </w:pPr>
+            <w:r>
+              <w:t xml:space="preserve">The prediction and explanation in</w:t>
+            </w:r>
+            <w:r>
+              <w:t xml:space="preserve"> </w:t>
+            </w:r>
+            <w:r>
+              <w:rPr>
+                <w:b/>
+                <w:bCs/>
+              </w:rPr>
+              <w:t xml:space="preserve">E2 and E3 must be handwritten</w:t>
+            </w:r>
+            <w:r>
+              <w:t xml:space="preserve"> </w:t>
+            </w:r>
+            <w:r>
+              <w:t xml:space="preserve">on paper,</w:t>
+            </w:r>
+            <w:r>
+              <w:t xml:space="preserve"> </w:t>
+            </w:r>
+            <w:r>
+              <w:t xml:space="preserve">photographed, and embedded in your submission (</w:t>
+            </w:r>
+            <w:r>
+              <w:rPr>
+                <w:rStyle w:val="VerbatimChar"/>
+              </w:rPr>
+              <w:t xml:space="preserve">![caption](my_photo.jpg)</w:t>
+            </w:r>
+            <w:r>
+              <w:t xml:space="preserve">).</w:t>
+            </w:r>
+            <w:r>
+              <w:t xml:space="preserve"> </w:t>
+            </w:r>
+            <w:r>
+              <w:t xml:space="preserve">Typed answers to E2/E3 receive</w:t>
+            </w:r>
+            <w:r>
+              <w:t xml:space="preserve"> </w:t>
+            </w:r>
+            <w:r>
+              <w:rPr>
+                <w:b/>
+                <w:bCs/>
+              </w:rPr>
+              <w:t xml:space="preserve">at most half credit, even if correct</w:t>
+            </w:r>
+            <w:r>
+              <w:t xml:space="preserve"> </w:t>
+            </w:r>
+            <w:r>
+              <w:t xml:space="preserve">— I want</w:t>
+            </w:r>
+            <w:r>
+              <w:t xml:space="preserve"> </w:t>
+            </w:r>
+            <w:r>
+              <w:t xml:space="preserve">to see your own reasoning develop on the page.</w:t>
+            </w:r>
+          </w:p>
+          <w:p/>
+        </w:tc>
+      </w:tr>
+    </w:tbl>
+    <w:bookmarkStart w:id="28" w:name="e1-refit-on-one-sex-only-3-pts"/>
+    <w:p>
+      <w:pPr>
+        <w:pStyle w:val="Heading2"/>
+      </w:pPr>
+      <w:r>
+        <w:t xml:space="preserve">E1 · Refit on one sex only (3 pts)</w:t>
       </w:r>
     </w:p>
     <w:p>
       <w:pPr>
         <w:pStyle w:val="FirstParagraph"/>
       </w:pPr>
+      <w:r>
+        <w:t xml:space="preserve">Everyone above ran the identical analysis on the full dataset, so everyone’s</w:t>
+      </w:r>
+      <w:r>
+        <w:t xml:space="preserve"> </w:t>
+      </w:r>
+      <w:r>
+        <w:t xml:space="preserve">numbers match. Not anymore.</w:t>
+      </w:r>
+      <w:r>
+        <w:t xml:space="preserve"> </w:t>
+      </w:r>
       <w:r>
         <w:rPr>
           <w:b/>
           <w:bCs/>
         </w:rPr>
-        <w:t xml:space="preserve">▶ Try this:</w:t>
-      </w:r>
-      <w:r>
-        <w:t xml:space="preserve"> </w:t>
-      </w:r>
-      <w:r>
-        <w:t xml:space="preserve">use</w:t>
-      </w:r>
-      <w:r>
-        <w:t xml:space="preserve"> </w:t>
-      </w:r>
-      <w:r>
-        <w:rPr>
-          <w:rStyle w:val="VerbatimChar"/>
-        </w:rPr>
-        <w:t xml:space="preserve">island</w:t>
-      </w:r>
-      <w:r>
-        <w:t xml:space="preserve"> </w:t>
-      </w:r>
-      <w:r>
-        <w:t xml:space="preserve">as the grouping variable instead of</w:t>
-      </w:r>
-      <w:r>
-        <w:t xml:space="preserve"> </w:t>
-      </w:r>
-      <w:r>
-        <w:rPr>
-          <w:rStyle w:val="VerbatimChar"/>
-        </w:rPr>
-        <w:t xml:space="preserve">species</w:t>
-      </w:r>
-      <w:r>
-        <w:t xml:space="preserve">.</w:t>
-      </w:r>
-    </w:p>
-    <w:p>
-      <w:pPr>
-        <w:pStyle w:val="SourceCode"/>
-      </w:pPr>
-      <w:r>
-        <w:rPr>
-          <w:rStyle w:val="NormalTok"/>
-        </w:rPr>
-        <w:t xml:space="preserve">island_df </w:t>
-      </w:r>
-      <w:r>
-        <w:rPr>
-          <w:rStyle w:val="OtherTok"/>
-        </w:rPr>
-        <w:t xml:space="preserve">&lt;-</w:t>
-      </w:r>
-      <w:r>
-        <w:rPr>
-          <w:rStyle w:val="NormalTok"/>
-        </w:rPr>
-        <w:t xml:space="preserve"> penguins </w:t>
-      </w:r>
-      <w:r>
-        <w:rPr>
-          <w:rStyle w:val="SpecialCharTok"/>
-        </w:rPr>
-        <w:t xml:space="preserve">%&gt;%</w:t>
-      </w:r>
-      <w:r>
-        <w:rPr>
-          <w:rStyle w:val="NormalTok"/>
-        </w:rPr>
-        <w:t xml:space="preserve"> </w:t>
-      </w:r>
-      <w:r>
-        <w:rPr>
-          <w:rStyle w:val="FunctionTok"/>
-        </w:rPr>
-        <w:t xml:space="preserve">drop_na</w:t>
-      </w:r>
-      <w:r>
-        <w:rPr>
-          <w:rStyle w:val="NormalTok"/>
-        </w:rPr>
-        <w:t xml:space="preserve">(body_mass_g, island)</w:t>
-      </w:r>
-      <w:r>
-        <w:br/>
-      </w:r>
-      <w:r>
-        <w:rPr>
-          <w:rStyle w:val="NormalTok"/>
-        </w:rPr>
-        <w:t xml:space="preserve">island_model </w:t>
-      </w:r>
-      <w:r>
-        <w:rPr>
-          <w:rStyle w:val="OtherTok"/>
-        </w:rPr>
-        <w:t xml:space="preserve">&lt;-</w:t>
-      </w:r>
-      <w:r>
-        <w:rPr>
-          <w:rStyle w:val="NormalTok"/>
-        </w:rPr>
-        <w:t xml:space="preserve"> </w:t>
-      </w:r>
-      <w:r>
-        <w:rPr>
-          <w:rStyle w:val="FunctionTok"/>
-        </w:rPr>
-        <w:t xml:space="preserve">lm</w:t>
-      </w:r>
-      <w:r>
-        <w:rPr>
-          <w:rStyle w:val="NormalTok"/>
-        </w:rPr>
-        <w:t xml:space="preserve">(body_mass_g </w:t>
-      </w:r>
-      <w:r>
-        <w:rPr>
-          <w:rStyle w:val="SpecialCharTok"/>
-        </w:rPr>
-        <w:t xml:space="preserve">~</w:t>
-      </w:r>
-      <w:r>
-        <w:rPr>
-          <w:rStyle w:val="NormalTok"/>
-        </w:rPr>
-        <w:t xml:space="preserve"> island, </w:t>
-      </w:r>
-      <w:r>
-        <w:rPr>
-          <w:rStyle w:val="AttributeTok"/>
-        </w:rPr>
-        <w:t xml:space="preserve">data =</w:t>
-      </w:r>
-      <w:r>
-        <w:rPr>
-          <w:rStyle w:val="NormalTok"/>
-        </w:rPr>
-        <w:t xml:space="preserve"> island_df)</w:t>
-      </w:r>
-      <w:r>
-        <w:br/>
-      </w:r>
-      <w:r>
-        <w:rPr>
-          <w:rStyle w:val="FunctionTok"/>
-        </w:rPr>
-        <w:t xml:space="preserve">Anova</w:t>
-      </w:r>
-      <w:r>
-        <w:rPr>
-          <w:rStyle w:val="NormalTok"/>
-        </w:rPr>
-        <w:t xml:space="preserve">(island_model, </w:t>
-      </w:r>
-      <w:r>
-        <w:rPr>
-          <w:rStyle w:val="AttributeTok"/>
-        </w:rPr>
-        <w:t xml:space="preserve">type =</w:t>
-      </w:r>
-      <w:r>
-        <w:rPr>
-          <w:rStyle w:val="NormalTok"/>
-        </w:rPr>
-        <w:t xml:space="preserve"> </w:t>
-      </w:r>
-      <w:r>
-        <w:rPr>
-          <w:rStyle w:val="StringTok"/>
-        </w:rPr>
-        <w:t xml:space="preserve">"II"</w:t>
-      </w:r>
-      <w:r>
-        <w:rPr>
-          <w:rStyle w:val="NormalTok"/>
-        </w:rPr>
-        <w:t xml:space="preserve">)</w:t>
-      </w:r>
-    </w:p>
-    <w:p>
-      <w:pPr>
-        <w:pStyle w:val="FirstParagraph"/>
-      </w:pPr>
-      <w:r>
-        <w:t xml:space="preserve">✏️</w:t>
-      </w:r>
-      <w:r>
-        <w:t xml:space="preserve"> </w:t>
+        <w:t xml:space="preserve">Pick one sex —</w:t>
       </w:r>
       <w:r>
         <w:rPr>
           <w:b/>
           <w:bCs/>
         </w:rPr>
-        <w:t xml:space="preserve">Your turn:</w:t>
-      </w:r>
-      <w:r>
-        <w:t xml:space="preserve"> </w:t>
-      </w:r>
-      <w:r>
-        <w:t xml:space="preserve">Why might comparing by island be misleading here? (Hint: which species live on which islands?)</w:t>
+        <w:t xml:space="preserve"> </w:t>
+      </w:r>
+      <w:r>
+        <w:rPr>
+          <w:rStyle w:val="VerbatimChar"/>
+          <w:b/>
+          <w:bCs/>
+        </w:rPr>
+        <w:t xml:space="preserve">"male"</w:t>
+      </w:r>
+      <w:r>
+        <w:rPr>
+          <w:b/>
+          <w:bCs/>
+        </w:rPr>
+        <w:t xml:space="preserve"> </w:t>
+      </w:r>
+      <w:r>
+        <w:rPr>
+          <w:b/>
+          <w:bCs/>
+        </w:rPr>
+        <w:t xml:space="preserve">or</w:t>
+      </w:r>
+      <w:r>
+        <w:rPr>
+          <w:b/>
+          <w:bCs/>
+        </w:rPr>
+        <w:t xml:space="preserve"> </w:t>
+      </w:r>
+      <w:r>
+        <w:rPr>
+          <w:rStyle w:val="VerbatimChar"/>
+          <w:b/>
+          <w:bCs/>
+        </w:rPr>
+        <w:t xml:space="preserve">"female"</w:t>
+      </w:r>
+      <w:r>
+        <w:t xml:space="preserve"> </w:t>
+      </w:r>
+      <w:r>
+        <w:t xml:space="preserve">— and</w:t>
+      </w:r>
+      <w:r>
+        <w:t xml:space="preserve"> </w:t>
+      </w:r>
+      <w:r>
+        <w:t xml:space="preserve">re-run the whole ANOVA on only that half. Write down which you picked</w:t>
+      </w:r>
+      <w:r>
+        <w:t xml:space="preserve"> </w:t>
+      </w:r>
+      <w:r>
+        <w:rPr>
+          <w:i/>
+          <w:iCs/>
+        </w:rPr>
+        <w:t xml:space="preserve">before</w:t>
+      </w:r>
+      <w:r>
+        <w:t xml:space="preserve"> </w:t>
+      </w:r>
+      <w:r>
+        <w:t xml:space="preserve">you start.</w:t>
       </w:r>
     </w:p>
     <w:p>
@@ -3092,27 +2988,342 @@
       </w:pPr>
       <w:r>
         <w:rPr>
+          <w:rStyle w:val="CommentTok"/>
+        </w:rPr>
+        <w:t xml:space="preserve"># Replace ___ with "male" or "female"</w:t>
+      </w:r>
+      <w:r>
+        <w:br/>
+      </w:r>
+      <w:r>
+        <w:rPr>
+          <w:rStyle w:val="NormalTok"/>
+        </w:rPr>
+        <w:t xml:space="preserve">penguins_sex </w:t>
+      </w:r>
+      <w:r>
+        <w:rPr>
+          <w:rStyle w:val="OtherTok"/>
+        </w:rPr>
+        <w:t xml:space="preserve">&lt;-</w:t>
+      </w:r>
+      <w:r>
+        <w:rPr>
+          <w:rStyle w:val="NormalTok"/>
+        </w:rPr>
+        <w:t xml:space="preserve"> penguins </w:t>
+      </w:r>
+      <w:r>
+        <w:rPr>
+          <w:rStyle w:val="SpecialCharTok"/>
+        </w:rPr>
+        <w:t xml:space="preserve">%&gt;%</w:t>
+      </w:r>
+      <w:r>
+        <w:br/>
+      </w:r>
+      <w:r>
+        <w:rPr>
+          <w:rStyle w:val="NormalTok"/>
+        </w:rPr>
+        <w:t xml:space="preserve">  </w:t>
+      </w:r>
+      <w:r>
+        <w:rPr>
+          <w:rStyle w:val="FunctionTok"/>
+        </w:rPr>
+        <w:t xml:space="preserve">drop_na</w:t>
+      </w:r>
+      <w:r>
+        <w:rPr>
+          <w:rStyle w:val="NormalTok"/>
+        </w:rPr>
+        <w:t xml:space="preserve">(body_mass_g, species, sex) </w:t>
+      </w:r>
+      <w:r>
+        <w:rPr>
+          <w:rStyle w:val="SpecialCharTok"/>
+        </w:rPr>
+        <w:t xml:space="preserve">%&gt;%</w:t>
+      </w:r>
+      <w:r>
+        <w:br/>
+      </w:r>
+      <w:r>
+        <w:rPr>
+          <w:rStyle w:val="NormalTok"/>
+        </w:rPr>
+        <w:t xml:space="preserve">  </w:t>
+      </w:r>
+      <w:r>
+        <w:rPr>
+          <w:rStyle w:val="FunctionTok"/>
+        </w:rPr>
+        <w:t xml:space="preserve">filter</w:t>
+      </w:r>
+      <w:r>
+        <w:rPr>
+          <w:rStyle w:val="NormalTok"/>
+        </w:rPr>
+        <w:t xml:space="preserve">(sex </w:t>
+      </w:r>
+      <w:r>
+        <w:rPr>
+          <w:rStyle w:val="SpecialCharTok"/>
+        </w:rPr>
+        <w:t xml:space="preserve">==</w:t>
+      </w:r>
+      <w:r>
+        <w:rPr>
+          <w:rStyle w:val="NormalTok"/>
+        </w:rPr>
+        <w:t xml:space="preserve"> </w:t>
+      </w:r>
+      <w:r>
+        <w:rPr>
+          <w:rStyle w:val="StringTok"/>
+        </w:rPr>
+        <w:t xml:space="preserve">"___"</w:t>
+      </w:r>
+      <w:r>
+        <w:rPr>
+          <w:rStyle w:val="NormalTok"/>
+        </w:rPr>
+        <w:t xml:space="preserve">)</w:t>
+      </w:r>
+      <w:r>
+        <w:br/>
+      </w:r>
+      <w:r>
+        <w:br/>
+      </w:r>
+      <w:r>
+        <w:rPr>
+          <w:rStyle w:val="NormalTok"/>
+        </w:rPr>
+        <w:t xml:space="preserve">sex_model </w:t>
+      </w:r>
+      <w:r>
+        <w:rPr>
+          <w:rStyle w:val="OtherTok"/>
+        </w:rPr>
+        <w:t xml:space="preserve">&lt;-</w:t>
+      </w:r>
+      <w:r>
+        <w:rPr>
+          <w:rStyle w:val="NormalTok"/>
+        </w:rPr>
+        <w:t xml:space="preserve"> </w:t>
+      </w:r>
+      <w:r>
+        <w:rPr>
+          <w:rStyle w:val="FunctionTok"/>
+        </w:rPr>
+        <w:t xml:space="preserve">lm</w:t>
+      </w:r>
+      <w:r>
+        <w:rPr>
+          <w:rStyle w:val="NormalTok"/>
+        </w:rPr>
+        <w:t xml:space="preserve">(body_mass_g </w:t>
+      </w:r>
+      <w:r>
+        <w:rPr>
+          <w:rStyle w:val="SpecialCharTok"/>
+        </w:rPr>
+        <w:t xml:space="preserve">~</w:t>
+      </w:r>
+      <w:r>
+        <w:rPr>
+          <w:rStyle w:val="NormalTok"/>
+        </w:rPr>
+        <w:t xml:space="preserve"> species, </w:t>
+      </w:r>
+      <w:r>
+        <w:rPr>
+          <w:rStyle w:val="AttributeTok"/>
+        </w:rPr>
+        <w:t xml:space="preserve">data =</w:t>
+      </w:r>
+      <w:r>
+        <w:rPr>
+          <w:rStyle w:val="NormalTok"/>
+        </w:rPr>
+        <w:t xml:space="preserve"> penguins_sex)</w:t>
+      </w:r>
+      <w:r>
+        <w:br/>
+      </w:r>
+      <w:r>
+        <w:br/>
+      </w:r>
+      <w:r>
+        <w:rPr>
+          <w:rStyle w:val="FunctionTok"/>
+        </w:rPr>
+        <w:t xml:space="preserve">Anova</w:t>
+      </w:r>
+      <w:r>
+        <w:rPr>
+          <w:rStyle w:val="NormalTok"/>
+        </w:rPr>
+        <w:t xml:space="preserve">(sex_model, </w:t>
+      </w:r>
+      <w:r>
+        <w:rPr>
+          <w:rStyle w:val="AttributeTok"/>
+        </w:rPr>
+        <w:t xml:space="preserve">type =</w:t>
+      </w:r>
+      <w:r>
+        <w:rPr>
+          <w:rStyle w:val="NormalTok"/>
+        </w:rPr>
+        <w:t xml:space="preserve"> </w:t>
+      </w:r>
+      <w:r>
+        <w:rPr>
+          <w:rStyle w:val="StringTok"/>
+        </w:rPr>
+        <w:t xml:space="preserve">"II"</w:t>
+      </w:r>
+      <w:r>
+        <w:rPr>
+          <w:rStyle w:val="NormalTok"/>
+        </w:rPr>
+        <w:t xml:space="preserve">)                     </w:t>
+      </w:r>
+      <w:r>
+        <w:rPr>
+          <w:rStyle w:val="CommentTok"/>
+        </w:rPr>
+        <w:t xml:space="preserve"># new F, df, p</w:t>
+      </w:r>
+      <w:r>
+        <w:br/>
+      </w:r>
+      <w:r>
+        <w:rPr>
+          <w:rStyle w:val="FunctionTok"/>
+        </w:rPr>
+        <w:t xml:space="preserve">emmeans</w:t>
+      </w:r>
+      <w:r>
+        <w:rPr>
+          <w:rStyle w:val="NormalTok"/>
+        </w:rPr>
+        <w:t xml:space="preserve">(sex_model, pairwise </w:t>
+      </w:r>
+      <w:r>
+        <w:rPr>
+          <w:rStyle w:val="SpecialCharTok"/>
+        </w:rPr>
+        <w:t xml:space="preserve">~</w:t>
+      </w:r>
+      <w:r>
+        <w:rPr>
+          <w:rStyle w:val="NormalTok"/>
+        </w:rPr>
+        <w:t xml:space="preserve"> species)</w:t>
+      </w:r>
+      <w:r>
+        <w:rPr>
+          <w:rStyle w:val="SpecialCharTok"/>
+        </w:rPr>
+        <w:t xml:space="preserve">$</w:t>
+      </w:r>
+      <w:r>
+        <w:rPr>
+          <w:rStyle w:val="NormalTok"/>
+        </w:rPr>
+        <w:t xml:space="preserve">contrasts  </w:t>
+      </w:r>
+      <w:r>
+        <w:rPr>
+          <w:rStyle w:val="CommentTok"/>
+        </w:rPr>
+        <w:t xml:space="preserve"># which pairs differ now</w:t>
+      </w:r>
+    </w:p>
+    <w:p>
+      <w:pPr>
+        <w:pStyle w:val="FirstParagraph"/>
+      </w:pPr>
+      <w:r>
+        <w:t xml:space="preserve">✏️</w:t>
+      </w:r>
+      <w:r>
+        <w:t xml:space="preserve"> </w:t>
+      </w:r>
+      <w:r>
+        <w:rPr>
+          <w:b/>
+          <w:bCs/>
+        </w:rPr>
+        <w:t xml:space="preserve">Record:</w:t>
+      </w:r>
+    </w:p>
+    <w:p>
+      <w:pPr>
+        <w:pStyle w:val="SourceCode"/>
+      </w:pPr>
+      <w:r>
+        <w:rPr>
           <w:rStyle w:val="VerbatimChar"/>
         </w:rPr>
-        <w:t xml:space="preserve">Your answer:</w:t>
-      </w:r>
-    </w:p>
-    <w:p>
-      <w:r>
-        <w:pict>
-          <v:rect style="width:0;height:1.5pt" o:hralign="center" o:hrstd="t" o:hr="t"/>
-        </w:pict>
-      </w:r>
-    </w:p>
-    <w:bookmarkEnd w:id="26"/>
-    <w:bookmarkEnd w:id="27"/>
-    <w:bookmarkStart w:id="29" w:name="getting-unstuck"/>
-    <w:p>
-      <w:pPr>
-        <w:pStyle w:val="Heading1"/>
-      </w:pPr>
-      <w:r>
-        <w:t xml:space="preserve">Getting unstuck</w:t>
+        <w:t xml:space="preserve">Sex chosen:</w:t>
+      </w:r>
+      <w:r>
+        <w:br/>
+      </w:r>
+      <w:r>
+        <w:rPr>
+          <w:rStyle w:val="VerbatimChar"/>
+        </w:rPr>
+        <w:t xml:space="preserve">n (nrow(penguins_sex)):</w:t>
+      </w:r>
+      <w:r>
+        <w:br/>
+      </w:r>
+      <w:r>
+        <w:rPr>
+          <w:rStyle w:val="VerbatimChar"/>
+        </w:rPr>
+        <w:t xml:space="preserve">F(__, __) =            p =</w:t>
+      </w:r>
+      <w:r>
+        <w:br/>
+      </w:r>
+      <w:r>
+        <w:rPr>
+          <w:rStyle w:val="VerbatimChar"/>
+        </w:rPr>
+        <w:t xml:space="preserve">Pairs that differ now (Adelie–Chinstrap / Adelie–Gentoo / Chinstrap–Gentoo):</w:t>
+      </w:r>
+    </w:p>
+    <w:bookmarkEnd w:id="28"/>
+    <w:bookmarkStart w:id="29" w:name="e2-predict-then-check-by-hand-3-pts"/>
+    <w:p>
+      <w:pPr>
+        <w:pStyle w:val="Heading2"/>
+      </w:pPr>
+      <w:r>
+        <w:t xml:space="preserve">E2 · Predict, then check — ✍️ by hand (3 pts)</w:t>
+      </w:r>
+    </w:p>
+    <w:p>
+      <w:pPr>
+        <w:pStyle w:val="FirstParagraph"/>
+      </w:pPr>
+      <w:r>
+        <w:rPr>
+          <w:b/>
+          <w:bCs/>
+        </w:rPr>
+        <w:t xml:space="preserve">Before running E1</w:t>
+      </w:r>
+      <w:r>
+        <w:t xml:space="preserve">, on paper, write:</w:t>
       </w:r>
     </w:p>
     <w:p>
@@ -3124,61 +3335,29 @@
         </w:numPr>
       </w:pPr>
       <w:r>
-        <w:rPr>
-          <w:rStyle w:val="VerbatimChar"/>
+        <w:t xml:space="preserve">Will restricting to one sex change</w:t>
+      </w:r>
+      <w:r>
+        <w:t xml:space="preserve"> </w:t>
+      </w:r>
+      <w:r>
+        <w:rPr>
           <w:b/>
           <w:bCs/>
         </w:rPr>
-        <w:t xml:space="preserve">could not find function "Anova"</w:t>
-      </w:r>
-      <w:r>
-        <w:t xml:space="preserve"> </w:t>
-      </w:r>
-      <w:r>
-        <w:t xml:space="preserve">→</w:t>
-      </w:r>
-      <w:r>
-        <w:t xml:space="preserve"> </w:t>
-      </w:r>
-      <w:r>
-        <w:rPr>
-          <w:rStyle w:val="VerbatimChar"/>
-        </w:rPr>
-        <w:t xml:space="preserve">library(car)</w:t>
-      </w:r>
-      <w:r>
-        <w:t xml:space="preserve">, and mind the capital</w:t>
-      </w:r>
-      <w:r>
-        <w:t xml:space="preserve"> </w:t>
-      </w:r>
-      <w:r>
-        <w:rPr>
-          <w:b/>
-          <w:bCs/>
-        </w:rPr>
-        <w:t xml:space="preserve">A</w:t>
-      </w:r>
-      <w:r>
-        <w:t xml:space="preserve"> </w:t>
-      </w:r>
-      <w:r>
-        <w:t xml:space="preserve">(base</w:t>
-      </w:r>
-      <w:r>
-        <w:t xml:space="preserve"> </w:t>
-      </w:r>
-      <w:r>
-        <w:rPr>
-          <w:rStyle w:val="VerbatimChar"/>
-        </w:rPr>
-        <w:t xml:space="preserve">anova()</w:t>
-      </w:r>
-      <w:r>
-        <w:t xml:space="preserve"> </w:t>
-      </w:r>
-      <w:r>
-        <w:t xml:space="preserve">is different).</w:t>
+        <w:t xml:space="preserve">which</w:t>
+      </w:r>
+      <w:r>
+        <w:t xml:space="preserve"> </w:t>
+      </w:r>
+      <w:r>
+        <w:t xml:space="preserve">species pairs differ, compared</w:t>
+      </w:r>
+      <w:r>
+        <w:t xml:space="preserve"> </w:t>
+      </w:r>
+      <w:r>
+        <w:t xml:space="preserve">with your full-data result in Part 9?</w:t>
       </w:r>
     </w:p>
     <w:p>
@@ -3190,12 +3369,287 @@
         </w:numPr>
       </w:pPr>
       <w:r>
+        <w:t xml:space="preserve">Will the F-statistic get</w:t>
+      </w:r>
+      <w:r>
+        <w:t xml:space="preserve"> </w:t>
+      </w:r>
+      <w:r>
+        <w:rPr>
+          <w:b/>
+          <w:bCs/>
+        </w:rPr>
+        <w:t xml:space="preserve">bigger or smaller</w:t>
+      </w:r>
+      <w:r>
+        <w:t xml:space="preserve">, and why? Think about what</w:t>
+      </w:r>
+      <w:r>
+        <w:t xml:space="preserve"> </w:t>
+      </w:r>
+      <w:r>
+        <w:t xml:space="preserve">happens to (a) sample size and (b) within-group spread when you drop half</w:t>
+      </w:r>
+      <w:r>
+        <w:t xml:space="preserve"> </w:t>
+      </w:r>
+      <w:r>
+        <w:t xml:space="preserve">the penguins.</w:t>
+      </w:r>
+    </w:p>
+    <w:p>
+      <w:pPr>
+        <w:pStyle w:val="FirstParagraph"/>
+      </w:pPr>
+      <w:r>
+        <w:t xml:space="preserve">Then run E1 and, still by hand, write your</w:t>
+      </w:r>
+      <w:r>
+        <w:t xml:space="preserve"> </w:t>
+      </w:r>
+      <w:r>
+        <w:rPr>
+          <w:b/>
+          <w:bCs/>
+        </w:rPr>
+        <w:t xml:space="preserve">actual</w:t>
+      </w:r>
+      <w:r>
+        <w:t xml:space="preserve"> </w:t>
+      </w:r>
+      <w:r>
+        <w:t xml:space="preserve">F and</w:t>
+      </w:r>
+      <w:r>
+        <w:t xml:space="preserve"> </w:t>
+      </w:r>
+      <w:r>
+        <w:rPr>
+          <w:i/>
+          <w:iCs/>
+        </w:rPr>
+        <w:t xml:space="preserve">p</w:t>
+      </w:r>
+      <w:r>
+        <w:t xml:space="preserve"> </w:t>
+      </w:r>
+      <w:r>
+        <w:t xml:space="preserve">and whether your</w:t>
+      </w:r>
+      <w:r>
+        <w:t xml:space="preserve"> </w:t>
+      </w:r>
+      <w:r>
+        <w:t xml:space="preserve">prediction held.</w:t>
+      </w:r>
+    </w:p>
+    <w:bookmarkEnd w:id="29"/>
+    <w:bookmarkStart w:id="30" w:name="Xafb52fccec6a29276356cc80469407f2de9f2d9"/>
+    <w:p>
+      <w:pPr>
+        <w:pStyle w:val="Heading2"/>
+      </w:pPr>
+      <w:r>
+        <w:t xml:space="preserve">E3 · Explain it — ✍️ by hand, with YOUR numbers (3 pts)</w:t>
+      </w:r>
+    </w:p>
+    <w:p>
+      <w:pPr>
+        <w:pStyle w:val="FirstParagraph"/>
+      </w:pPr>
+      <w:r>
+        <w:t xml:space="preserve">Using your real output from E1 (not the class example):</w:t>
+      </w:r>
+    </w:p>
+    <w:p>
+      <w:pPr>
+        <w:pStyle w:val="Compact"/>
+        <w:numPr>
+          <w:ilvl w:val="0"/>
+          <w:numId w:val="1009"/>
+        </w:numPr>
+      </w:pPr>
+      <w:r>
+        <w:t xml:space="preserve">State H₀ and Hₐ for your one-sex test.</w:t>
+      </w:r>
+    </w:p>
+    <w:p>
+      <w:pPr>
+        <w:pStyle w:val="Compact"/>
+        <w:numPr>
+          <w:ilvl w:val="0"/>
+          <w:numId w:val="1009"/>
+        </w:numPr>
+      </w:pPr>
+      <w:r>
+        <w:t xml:space="preserve">In plain language, say which species differ and which don’t — and why a</w:t>
+      </w:r>
+      <w:r>
+        <w:t xml:space="preserve"> </w:t>
+      </w:r>
+      <w:r>
+        <w:t xml:space="preserve">significant overall F</w:t>
+      </w:r>
+      <w:r>
+        <w:t xml:space="preserve"> </w:t>
+      </w:r>
+      <w:r>
+        <w:rPr>
+          <w:i/>
+          <w:iCs/>
+        </w:rPr>
+        <w:t xml:space="preserve">by itself</w:t>
+      </w:r>
+      <w:r>
+        <w:t xml:space="preserve"> </w:t>
+      </w:r>
+      <w:r>
+        <w:t xml:space="preserve">would not have told you that.</w:t>
+      </w:r>
+    </w:p>
+    <w:p>
+      <w:pPr>
+        <w:pStyle w:val="Compact"/>
+        <w:numPr>
+          <w:ilvl w:val="0"/>
+          <w:numId w:val="1009"/>
+        </w:numPr>
+      </w:pPr>
+      <w:r>
+        <w:t xml:space="preserve">Compare your E1 F and</w:t>
+      </w:r>
+      <w:r>
+        <w:t xml:space="preserve"> </w:t>
+      </w:r>
+      <w:r>
+        <w:rPr>
+          <w:i/>
+          <w:iCs/>
+        </w:rPr>
+        <w:t xml:space="preserve">p</w:t>
+      </w:r>
+      <w:r>
+        <w:t xml:space="preserve"> </w:t>
+      </w:r>
+      <w:r>
+        <w:t xml:space="preserve">to the full-data F and</w:t>
+      </w:r>
+      <w:r>
+        <w:t xml:space="preserve"> </w:t>
+      </w:r>
+      <w:r>
+        <w:rPr>
+          <w:i/>
+          <w:iCs/>
+        </w:rPr>
+        <w:t xml:space="preserve">p</w:t>
+      </w:r>
+      <w:r>
+        <w:t xml:space="preserve"> </w:t>
+      </w:r>
+      <w:r>
+        <w:t xml:space="preserve">from Part 7. Explain why</w:t>
+      </w:r>
+      <w:r>
+        <w:t xml:space="preserve"> </w:t>
+      </w:r>
+      <w:r>
+        <w:t xml:space="preserve">they differ (or are surprisingly similar) even though you cut</w:t>
+      </w:r>
+      <w:r>
+        <w:t xml:space="preserve"> </w:t>
+      </w:r>
+      <w:r>
+        <w:rPr>
+          <w:i/>
+          <w:iCs/>
+        </w:rPr>
+        <w:t xml:space="preserve">n</w:t>
+      </w:r>
+      <w:r>
+        <w:t xml:space="preserve"> </w:t>
+      </w:r>
+      <w:r>
+        <w:t xml:space="preserve">roughly in</w:t>
+      </w:r>
+      <w:r>
+        <w:t xml:space="preserve"> </w:t>
+      </w:r>
+      <w:r>
+        <w:t xml:space="preserve">half.</w:t>
+      </w:r>
+    </w:p>
+    <w:p>
+      <w:pPr>
+        <w:pStyle w:val="BlockText"/>
+      </w:pPr>
+      <w:r>
+        <w:t xml:space="preserve">Optional, no points: rerun E1 for</w:t>
+      </w:r>
+      <w:r>
+        <w:t xml:space="preserve"> </w:t>
+      </w:r>
+      <w:r>
+        <w:rPr>
+          <w:rStyle w:val="VerbatimChar"/>
+        </w:rPr>
+        <w:t xml:space="preserve">flipper_length_mm</w:t>
+      </w:r>
+      <w:r>
+        <w:t xml:space="preserve"> </w:t>
+      </w:r>
+      <w:r>
+        <w:t xml:space="preserve">instead of</w:t>
+      </w:r>
+      <w:r>
+        <w:t xml:space="preserve"> </w:t>
+      </w:r>
+      <w:r>
+        <w:rPr>
+          <w:rStyle w:val="VerbatimChar"/>
+        </w:rPr>
+        <w:t xml:space="preserve">body_mass_g</w:t>
+      </w:r>
+      <w:r>
+        <w:t xml:space="preserve"> </w:t>
+      </w:r>
+      <w:r>
+        <w:t xml:space="preserve">and see whether the species separate the same way.</w:t>
+      </w:r>
+    </w:p>
+    <w:p>
+      <w:r>
+        <w:pict>
+          <v:rect style="width:0;height:1.5pt" o:hralign="center" o:hrstd="t" o:hr="t"/>
+        </w:pict>
+      </w:r>
+    </w:p>
+    <w:bookmarkEnd w:id="30"/>
+    <w:bookmarkEnd w:id="31"/>
+    <w:bookmarkStart w:id="33" w:name="getting-unstuck"/>
+    <w:p>
+      <w:pPr>
+        <w:pStyle w:val="Heading1"/>
+      </w:pPr>
+      <w:r>
+        <w:t xml:space="preserve">Getting unstuck</w:t>
+      </w:r>
+    </w:p>
+    <w:p>
+      <w:pPr>
+        <w:pStyle w:val="Compact"/>
+        <w:numPr>
+          <w:ilvl w:val="0"/>
+          <w:numId w:val="1010"/>
+        </w:numPr>
+      </w:pPr>
+      <w:r>
         <w:rPr>
           <w:rStyle w:val="VerbatimChar"/>
           <w:b/>
           <w:bCs/>
         </w:rPr>
-        <w:t xml:space="preserve">could not find function "emmeans"</w:t>
+        <w:t xml:space="preserve">could not find function "Anova"</w:t>
       </w:r>
       <w:r>
         <w:t xml:space="preserve"> </w:t>
@@ -3210,10 +3664,41 @@
         <w:rPr>
           <w:rStyle w:val="VerbatimChar"/>
         </w:rPr>
-        <w:t xml:space="preserve">library(emmeans)</w:t>
-      </w:r>
-      <w:r>
-        <w:t xml:space="preserve">.</w:t>
+        <w:t xml:space="preserve">library(car)</w:t>
+      </w:r>
+      <w:r>
+        <w:t xml:space="preserve">, and mind the capital</w:t>
+      </w:r>
+      <w:r>
+        <w:t xml:space="preserve"> </w:t>
+      </w:r>
+      <w:r>
+        <w:rPr>
+          <w:b/>
+          <w:bCs/>
+        </w:rPr>
+        <w:t xml:space="preserve">A</w:t>
+      </w:r>
+      <w:r>
+        <w:t xml:space="preserve"> </w:t>
+      </w:r>
+      <w:r>
+        <w:t xml:space="preserve">(base</w:t>
+      </w:r>
+      <w:r>
+        <w:t xml:space="preserve"> </w:t>
+      </w:r>
+      <w:r>
+        <w:rPr>
+          <w:rStyle w:val="VerbatimChar"/>
+        </w:rPr>
+        <w:t xml:space="preserve">anova()</w:t>
+      </w:r>
+      <w:r>
+        <w:t xml:space="preserve"> </w:t>
+      </w:r>
+      <w:r>
+        <w:t xml:space="preserve">is different).</w:t>
       </w:r>
     </w:p>
     <w:p>
@@ -3221,7 +3706,7 @@
         <w:pStyle w:val="Compact"/>
         <w:numPr>
           <w:ilvl w:val="0"/>
-          <w:numId w:val="1008"/>
+          <w:numId w:val="1010"/>
         </w:numPr>
       </w:pPr>
       <w:r>
@@ -3230,21 +3715,7 @@
           <w:b/>
           <w:bCs/>
         </w:rPr>
-        <w:t xml:space="preserve">cld</w:t>
-      </w:r>
-      <w:r>
-        <w:rPr>
-          <w:b/>
-          <w:bCs/>
-        </w:rPr>
-        <w:t xml:space="preserve"> </w:t>
-      </w:r>
-      <w:r>
-        <w:rPr>
-          <w:b/>
-          <w:bCs/>
-        </w:rPr>
-        <w:t xml:space="preserve">not found</w:t>
+        <w:t xml:space="preserve">could not find function "emmeans"</w:t>
       </w:r>
       <w:r>
         <w:t xml:space="preserve"> </w:t>
@@ -3259,19 +3730,7 @@
         <w:rPr>
           <w:rStyle w:val="VerbatimChar"/>
         </w:rPr>
-        <w:t xml:space="preserve">install.packages("multcomp")</w:t>
-      </w:r>
-      <w:r>
-        <w:t xml:space="preserve">, then</w:t>
-      </w:r>
-      <w:r>
-        <w:t xml:space="preserve"> </w:t>
-      </w:r>
-      <w:r>
-        <w:rPr>
-          <w:rStyle w:val="VerbatimChar"/>
-        </w:rPr>
-        <w:t xml:space="preserve">multcomp::cld(...)</w:t>
+        <w:t xml:space="preserve">library(emmeans)</w:t>
       </w:r>
       <w:r>
         <w:t xml:space="preserve">.</w:t>
@@ -3282,14 +3741,75 @@
         <w:pStyle w:val="Compact"/>
         <w:numPr>
           <w:ilvl w:val="0"/>
-          <w:numId w:val="1008"/>
+          <w:numId w:val="1010"/>
         </w:numPr>
       </w:pPr>
       <w:r>
         <w:rPr>
+          <w:rStyle w:val="VerbatimChar"/>
           <w:b/>
           <w:bCs/>
         </w:rPr>
+        <w:t xml:space="preserve">cld</w:t>
+      </w:r>
+      <w:r>
+        <w:rPr>
+          <w:b/>
+          <w:bCs/>
+        </w:rPr>
+        <w:t xml:space="preserve"> </w:t>
+      </w:r>
+      <w:r>
+        <w:rPr>
+          <w:b/>
+          <w:bCs/>
+        </w:rPr>
+        <w:t xml:space="preserve">not found</w:t>
+      </w:r>
+      <w:r>
+        <w:t xml:space="preserve"> </w:t>
+      </w:r>
+      <w:r>
+        <w:t xml:space="preserve">→</w:t>
+      </w:r>
+      <w:r>
+        <w:t xml:space="preserve"> </w:t>
+      </w:r>
+      <w:r>
+        <w:rPr>
+          <w:rStyle w:val="VerbatimChar"/>
+        </w:rPr>
+        <w:t xml:space="preserve">install.packages("multcomp")</w:t>
+      </w:r>
+      <w:r>
+        <w:t xml:space="preserve">, then</w:t>
+      </w:r>
+      <w:r>
+        <w:t xml:space="preserve"> </w:t>
+      </w:r>
+      <w:r>
+        <w:rPr>
+          <w:rStyle w:val="VerbatimChar"/>
+        </w:rPr>
+        <w:t xml:space="preserve">multcomp::cld(...)</w:t>
+      </w:r>
+      <w:r>
+        <w:t xml:space="preserve">.</w:t>
+      </w:r>
+    </w:p>
+    <w:p>
+      <w:pPr>
+        <w:pStyle w:val="Compact"/>
+        <w:numPr>
+          <w:ilvl w:val="0"/>
+          <w:numId w:val="1010"/>
+        </w:numPr>
+      </w:pPr>
+      <w:r>
+        <w:rPr>
+          <w:b/>
+          <w:bCs/>
+        </w:rPr>
         <w:t xml:space="preserve">Cheat sheets</w:t>
       </w:r>
       <w:r>
@@ -3301,7 +3821,7 @@
       <w:r>
         <w:t xml:space="preserve"> </w:t>
       </w:r>
-      <w:hyperlink r:id="rId28">
+      <w:hyperlink r:id="rId32">
         <w:r>
           <w:rPr>
             <w:rStyle w:val="Hyperlink"/>
@@ -3389,10 +3909,10 @@
           <w:i/>
           <w:iCs/>
         </w:rPr>
-        <w:t xml:space="preserve">End of Worksheet 14. Next: Worksheet 15 — kicking off the final project.</w:t>
-      </w:r>
-    </w:p>
-    <w:bookmarkEnd w:id="29"/>
+        <w:t xml:space="preserve">End of the ANOVA II worksheet. Next: kicking off the final project.</w:t>
+      </w:r>
+    </w:p>
+    <w:bookmarkEnd w:id="33"/>
     <w:sectPr>
       <w:pgSz w:h="15840" w:w="12240"/>
       <w:pgMar w:bottom="1440" w:footer="720" w:gutter="0" w:header="720" w:left="1440" w:right="1440" w:top="1440"/>
@@ -3820,6 +4340,66 @@
     <w:abstractNumId w:val="992"/>
   </w:num>
   <w:num w:numId="1008">
+    <w:abstractNumId w:val="99411"/>
+    <w:lvlOverride w:ilvl="0">
+      <w:startOverride w:val="1"/>
+    </w:lvlOverride>
+    <w:lvlOverride w:ilvl="1">
+      <w:startOverride w:val="1"/>
+    </w:lvlOverride>
+    <w:lvlOverride w:ilvl="2">
+      <w:startOverride w:val="1"/>
+    </w:lvlOverride>
+    <w:lvlOverride w:ilvl="3">
+      <w:startOverride w:val="1"/>
+    </w:lvlOverride>
+    <w:lvlOverride w:ilvl="4">
+      <w:startOverride w:val="1"/>
+    </w:lvlOverride>
+    <w:lvlOverride w:ilvl="5">
+      <w:startOverride w:val="1"/>
+    </w:lvlOverride>
+    <w:lvlOverride w:ilvl="6">
+      <w:startOverride w:val="1"/>
+    </w:lvlOverride>
+    <w:lvlOverride w:ilvl="7">
+      <w:startOverride w:val="1"/>
+    </w:lvlOverride>
+    <w:lvlOverride w:ilvl="8">
+      <w:startOverride w:val="1"/>
+    </w:lvlOverride>
+  </w:num>
+  <w:num w:numId="1009">
+    <w:abstractNumId w:val="99411"/>
+    <w:lvlOverride w:ilvl="0">
+      <w:startOverride w:val="1"/>
+    </w:lvlOverride>
+    <w:lvlOverride w:ilvl="1">
+      <w:startOverride w:val="1"/>
+    </w:lvlOverride>
+    <w:lvlOverride w:ilvl="2">
+      <w:startOverride w:val="1"/>
+    </w:lvlOverride>
+    <w:lvlOverride w:ilvl="3">
+      <w:startOverride w:val="1"/>
+    </w:lvlOverride>
+    <w:lvlOverride w:ilvl="4">
+      <w:startOverride w:val="1"/>
+    </w:lvlOverride>
+    <w:lvlOverride w:ilvl="5">
+      <w:startOverride w:val="1"/>
+    </w:lvlOverride>
+    <w:lvlOverride w:ilvl="6">
+      <w:startOverride w:val="1"/>
+    </w:lvlOverride>
+    <w:lvlOverride w:ilvl="7">
+      <w:startOverride w:val="1"/>
+    </w:lvlOverride>
+    <w:lvlOverride w:ilvl="8">
+      <w:startOverride w:val="1"/>
+    </w:lvlOverride>
+  </w:num>
+  <w:num w:numId="1010">
     <w:abstractNumId w:val="99411"/>
     <w:lvlOverride w:ilvl="0">
       <w:startOverride w:val="1"/>

--- a/docs/content/one_way_anova_2/one_way_anova_2_activity.docx
+++ b/docs/content/one_way_anova_2/one_way_anova_2_activity.docx
@@ -31,7 +31,7 @@
         <w:pStyle w:val="Date"/>
       </w:pPr>
       <w:r>
-        <w:t xml:space="preserve">2026-08-27</w:t>
+        <w:t xml:space="preserve">2026-09-01</w:t>
       </w:r>
     </w:p>
     <w:bookmarkStart w:id="16" w:name="Xa0161b46f8ed9048b0e9f689242499347d50556"/>

--- a/docs/content/one_way_anova_2/one_way_anova_2_activity.docx
+++ b/docs/content/one_way_anova_2/one_way_anova_2_activity.docx
@@ -31,7 +31,7 @@
         <w:pStyle w:val="Date"/>
       </w:pPr>
       <w:r>
-        <w:t xml:space="preserve">2026-09-01</w:t>
+        <w:t xml:space="preserve">2026-09-03</w:t>
       </w:r>
     </w:p>
     <w:bookmarkStart w:id="16" w:name="Xa0161b46f8ed9048b0e9f689242499347d50556"/>

--- a/docs/content/one_way_anova_2/one_way_anova_2_activity.docx
+++ b/docs/content/one_way_anova_2/one_way_anova_2_activity.docx
@@ -5182,8 +5182,8 @@
       <w:rFonts w:asciiTheme="majorHAnsi" w:cstheme="majorBidi" w:eastAsiaTheme="majorEastAsia" w:hAnsiTheme="majorHAnsi"/>
       <w:spacing w:val="-10"/>
       <w:kern w:val="28"/>
-      <w:sz w:val="56"/>
-      <w:szCs w:val="56"/>
+      <w:sz w:val="40"/>
+      <w:szCs w:val="40"/>
     </w:rPr>
   </w:style>
   <w:style w:customStyle="1" w:styleId="TitleChar" w:type="character">
@@ -5196,8 +5196,8 @@
       <w:rFonts w:asciiTheme="majorHAnsi" w:cstheme="majorBidi" w:eastAsiaTheme="majorEastAsia" w:hAnsiTheme="majorHAnsi"/>
       <w:spacing w:val="-10"/>
       <w:kern w:val="28"/>
-      <w:sz w:val="56"/>
-      <w:szCs w:val="56"/>
+      <w:sz w:val="40"/>
+      <w:szCs w:val="40"/>
     </w:rPr>
   </w:style>
   <w:style w:styleId="Subtitle" w:type="paragraph">

--- a/docs/content/one_way_anova_2/one_way_anova_2_activity.docx
+++ b/docs/content/one_way_anova_2/one_way_anova_2_activity.docx
@@ -31,7 +31,7 @@
         <w:pStyle w:val="Date"/>
       </w:pPr>
       <w:r>
-        <w:t xml:space="preserve">2026-09-03</w:t>
+        <w:t xml:space="preserve">2026-09-04</w:t>
       </w:r>
     </w:p>
     <w:bookmarkStart w:id="16" w:name="Xa0161b46f8ed9048b0e9f689242499347d50556"/>
